--- a/klagomål/A 34221-2025 FSC-klagomål.docx
+++ b/klagomål/A 34221-2025 FSC-klagomål.docx
@@ -168,7 +168,7 @@
     </w:p>
     <w:p>
       <w:r>
-        <w:t>Detta dokument behandlar höga naturvärden i avverkningsanmälan A 34221-2025 i Sundsvalls kommun. Denna avverkningsanmälan inkom 2025-07-07 och omfattar 8,2 ha.</w:t>
+        <w:t>Detta dokument behandlar höga naturvärden i avverkningsanmälan A 34221-2025 i Sundsvalls kommun. Denna avverkningsanmälan inkom 2025-07-07 15:36:20 och omfattar 8,2 ha.</w:t>
       </w:r>
     </w:p>
     <w:p>

--- a/klagomål/A 34221-2025 FSC-klagomål.docx
+++ b/klagomål/A 34221-2025 FSC-klagomål.docx
@@ -1231,7 +1231,7 @@
     <w:r>
       <w:tab/>
       <w:tab/>
-      <w:t>2025-08-09</w:t>
+      <w:t>2025-08-10</w:t>
       <w:br/>
       <w:br/>
     </w:r>

--- a/klagomål/A 34221-2025 FSC-klagomål.docx
+++ b/klagomål/A 34221-2025 FSC-klagomål.docx
@@ -1231,7 +1231,7 @@
     <w:r>
       <w:tab/>
       <w:tab/>
-      <w:t>2025-08-10</w:t>
+      <w:t>2025-08-11</w:t>
       <w:br/>
       <w:br/>
     </w:r>

--- a/klagomål/A 34221-2025 FSC-klagomål.docx
+++ b/klagomål/A 34221-2025 FSC-klagomål.docx
@@ -1231,7 +1231,7 @@
     <w:r>
       <w:tab/>
       <w:tab/>
-      <w:t>2025-08-11</w:t>
+      <w:t>2025-08-12</w:t>
       <w:br/>
       <w:br/>
     </w:r>

--- a/klagomål/A 34221-2025 FSC-klagomål.docx
+++ b/klagomål/A 34221-2025 FSC-klagomål.docx
@@ -1231,7 +1231,7 @@
     <w:r>
       <w:tab/>
       <w:tab/>
-      <w:t>2025-08-12</w:t>
+      <w:t>2025-08-13</w:t>
       <w:br/>
       <w:br/>
     </w:r>

--- a/klagomål/A 34221-2025 FSC-klagomål.docx
+++ b/klagomål/A 34221-2025 FSC-klagomål.docx
@@ -1231,7 +1231,7 @@
     <w:r>
       <w:tab/>
       <w:tab/>
-      <w:t>2025-08-13</w:t>
+      <w:t>2025-08-14</w:t>
       <w:br/>
       <w:br/>
     </w:r>

--- a/klagomål/A 34221-2025 FSC-klagomål.docx
+++ b/klagomål/A 34221-2025 FSC-klagomål.docx
@@ -1231,7 +1231,7 @@
     <w:r>
       <w:tab/>
       <w:tab/>
-      <w:t>2025-08-14</w:t>
+      <w:t>2025-08-15</w:t>
       <w:br/>
       <w:br/>
     </w:r>

--- a/klagomål/A 34221-2025 FSC-klagomål.docx
+++ b/klagomål/A 34221-2025 FSC-klagomål.docx
@@ -1231,7 +1231,7 @@
     <w:r>
       <w:tab/>
       <w:tab/>
-      <w:t>2025-08-15</w:t>
+      <w:t>2025-08-16</w:t>
       <w:br/>
       <w:br/>
     </w:r>

--- a/klagomål/A 34221-2025 FSC-klagomål.docx
+++ b/klagomål/A 34221-2025 FSC-klagomål.docx
@@ -1231,7 +1231,7 @@
     <w:r>
       <w:tab/>
       <w:tab/>
-      <w:t>2025-08-16</w:t>
+      <w:t>2025-08-17</w:t>
       <w:br/>
       <w:br/>
     </w:r>

--- a/klagomål/A 34221-2025 FSC-klagomål.docx
+++ b/klagomål/A 34221-2025 FSC-klagomål.docx
@@ -1231,7 +1231,7 @@
     <w:r>
       <w:tab/>
       <w:tab/>
-      <w:t>2025-08-17</w:t>
+      <w:t>2025-08-18</w:t>
       <w:br/>
       <w:br/>
     </w:r>

--- a/klagomål/A 34221-2025 FSC-klagomål.docx
+++ b/klagomål/A 34221-2025 FSC-klagomål.docx
@@ -1231,7 +1231,7 @@
     <w:r>
       <w:tab/>
       <w:tab/>
-      <w:t>2025-08-18</w:t>
+      <w:t>2025-08-19</w:t>
       <w:br/>
       <w:br/>
     </w:r>

--- a/klagomål/A 34221-2025 FSC-klagomål.docx
+++ b/klagomål/A 34221-2025 FSC-klagomål.docx
@@ -1231,7 +1231,7 @@
     <w:r>
       <w:tab/>
       <w:tab/>
-      <w:t>2025-08-19</w:t>
+      <w:t>2025-08-20</w:t>
       <w:br/>
       <w:br/>
     </w:r>

--- a/klagomål/A 34221-2025 FSC-klagomål.docx
+++ b/klagomål/A 34221-2025 FSC-klagomål.docx
@@ -1231,7 +1231,7 @@
     <w:r>
       <w:tab/>
       <w:tab/>
-      <w:t>2025-08-20</w:t>
+      <w:t>2025-08-21</w:t>
       <w:br/>
       <w:br/>
     </w:r>

--- a/klagomål/A 34221-2025 FSC-klagomål.docx
+++ b/klagomål/A 34221-2025 FSC-klagomål.docx
@@ -191,7 +191,7 @@
     </w:p>
     <w:p>
       <w:r>
-        <w:t>I avverkningsanmälan har följande 12 naturvårdsarter hittats: knärot (VU, §8), rynkskinn (VU), garnlav (NT), granticka (NT), rosenticka (NT), tretåig hackspett (NT, §4), ullticka (NT), grönpyrola (S), plattlummer (S, §9), vedticka (S), fläcknycklar (§8) och revlummer (§9). Av dessa är 7 rödlistade. För rödlistade arter har rödlistekategorin angivits inom parentes. Arter som är signalarter enligt Skogsstyrelsen har markerats med (S). För fridlysta arter anges även paragrafen i Artskyddsförordningen som arten är fridlyst enligt.</w:t>
+        <w:t>I avverkningsanmälan har följande 13 naturvårdsarter hittats: knärot (VU, §8), rynkskinn (VU), garnlav (NT), granticka (NT), oljetagging (NT), rosenticka (NT), tretåig hackspett (NT, §4), ullticka (NT), grönpyrola (S), plattlummer (S, §9), vedticka (S), fläcknycklar (§8) och revlummer (§9). Av dessa är 8 rödlistade. För rödlistade arter har rödlistekategorin angivits inom parentes. Arter som är signalarter enligt Skogsstyrelsen har markerats med (S). För fridlysta arter anges även paragrafen i Artskyddsförordningen som arten är fridlyst enligt.</w:t>
       </w:r>
     </w:p>
     <w:p>
@@ -547,7 +547,7 @@
         <w:rPr>
           <w:i/>
         </w:rPr>
-        <w:t>I det avverkningsanmälda skogsområdet har 12 naturvårdsarter varav 7 rödlistade arter sina livsmiljöer och växtplatser.</w:t>
+        <w:t>I det avverkningsanmälda skogsområdet har 13 naturvårdsarter varav 8 rödlistade arter sina livsmiljöer och växtplatser.</w:t>
       </w:r>
     </w:p>
     <w:p>
@@ -1231,7 +1231,7 @@
     <w:r>
       <w:tab/>
       <w:tab/>
-      <w:t>2025-08-21</w:t>
+      <w:t>2025-08-22</w:t>
       <w:br/>
       <w:br/>
     </w:r>

--- a/klagomål/A 34221-2025 FSC-klagomål.docx
+++ b/klagomål/A 34221-2025 FSC-klagomål.docx
@@ -1231,7 +1231,7 @@
     <w:r>
       <w:tab/>
       <w:tab/>
-      <w:t>2025-08-22</w:t>
+      <w:t>2025-08-23</w:t>
       <w:br/>
       <w:br/>
     </w:r>

--- a/klagomål/A 34221-2025 FSC-klagomål.docx
+++ b/klagomål/A 34221-2025 FSC-klagomål.docx
@@ -1231,7 +1231,7 @@
     <w:r>
       <w:tab/>
       <w:tab/>
-      <w:t>2025-08-23</w:t>
+      <w:t>2025-08-24</w:t>
       <w:br/>
       <w:br/>
     </w:r>

--- a/klagomål/A 34221-2025 FSC-klagomål.docx
+++ b/klagomål/A 34221-2025 FSC-klagomål.docx
@@ -1231,7 +1231,7 @@
     <w:r>
       <w:tab/>
       <w:tab/>
-      <w:t>2025-08-24</w:t>
+      <w:t>2025-08-25</w:t>
       <w:br/>
       <w:br/>
     </w:r>

--- a/klagomål/A 34221-2025 FSC-klagomål.docx
+++ b/klagomål/A 34221-2025 FSC-klagomål.docx
@@ -1231,7 +1231,7 @@
     <w:r>
       <w:tab/>
       <w:tab/>
-      <w:t>2025-08-25</w:t>
+      <w:t>2025-08-26</w:t>
       <w:br/>
       <w:br/>
     </w:r>

--- a/klagomål/A 34221-2025 FSC-klagomål.docx
+++ b/klagomål/A 34221-2025 FSC-klagomål.docx
@@ -1231,7 +1231,7 @@
     <w:r>
       <w:tab/>
       <w:tab/>
-      <w:t>2025-08-26</w:t>
+      <w:t>2025-08-30</w:t>
       <w:br/>
       <w:br/>
     </w:r>

--- a/klagomål/A 34221-2025 FSC-klagomål.docx
+++ b/klagomål/A 34221-2025 FSC-klagomål.docx
@@ -1231,7 +1231,7 @@
     <w:r>
       <w:tab/>
       <w:tab/>
-      <w:t>2025-08-30</w:t>
+      <w:t>2025-08-31</w:t>
       <w:br/>
       <w:br/>
     </w:r>

--- a/klagomål/A 34221-2025 FSC-klagomål.docx
+++ b/klagomål/A 34221-2025 FSC-klagomål.docx
@@ -1231,7 +1231,7 @@
     <w:r>
       <w:tab/>
       <w:tab/>
-      <w:t>2025-08-31</w:t>
+      <w:t>2025-09-01</w:t>
       <w:br/>
       <w:br/>
     </w:r>

--- a/klagomål/A 34221-2025 FSC-klagomål.docx
+++ b/klagomål/A 34221-2025 FSC-klagomål.docx
@@ -1231,7 +1231,7 @@
     <w:r>
       <w:tab/>
       <w:tab/>
-      <w:t>2025-09-01</w:t>
+      <w:t>2025-09-04</w:t>
       <w:br/>
       <w:br/>
     </w:r>

--- a/klagomål/A 34221-2025 FSC-klagomål.docx
+++ b/klagomål/A 34221-2025 FSC-klagomål.docx
@@ -1231,7 +1231,7 @@
     <w:r>
       <w:tab/>
       <w:tab/>
-      <w:t>2025-09-04</w:t>
+      <w:t>2025-09-05</w:t>
       <w:br/>
       <w:br/>
     </w:r>

--- a/klagomål/A 34221-2025 FSC-klagomål.docx
+++ b/klagomål/A 34221-2025 FSC-klagomål.docx
@@ -1231,7 +1231,7 @@
     <w:r>
       <w:tab/>
       <w:tab/>
-      <w:t>2025-09-05</w:t>
+      <w:t>2025-09-07</w:t>
       <w:br/>
       <w:br/>
     </w:r>

--- a/klagomål/A 34221-2025 FSC-klagomål.docx
+++ b/klagomål/A 34221-2025 FSC-klagomål.docx
@@ -1231,7 +1231,7 @@
     <w:r>
       <w:tab/>
       <w:tab/>
-      <w:t>2025-09-07</w:t>
+      <w:t>2025-09-08</w:t>
       <w:br/>
       <w:br/>
     </w:r>

--- a/klagomål/A 34221-2025 FSC-klagomål.docx
+++ b/klagomål/A 34221-2025 FSC-klagomål.docx
@@ -1231,7 +1231,7 @@
     <w:r>
       <w:tab/>
       <w:tab/>
-      <w:t>2025-09-08</w:t>
+      <w:t>2025-09-10</w:t>
       <w:br/>
       <w:br/>
     </w:r>
